--- a/stimuli/articulatory_complexity_trajectory.docx
+++ b/stimuli/articulatory_complexity_trajectory.docx
@@ -105,17 +105,7 @@
           <w:szCs w:val="40"/>
         </w:rPr>
         <w:lastRenderedPageBreak/>
-        <w:t xml:space="preserve">Passage </w:t>
-      </w:r>
-      <w:r>
-        <w:rPr>
-          <w:rFonts w:ascii="Times New Roman" w:eastAsia="Times New Roman" w:hAnsi="Times New Roman" w:cs="Times New Roman"/>
-          <w:b/>
-          <w:bCs/>
-          <w:sz w:val="40"/>
-          <w:szCs w:val="40"/>
-        </w:rPr>
-        <w:t>2</w:t>
+        <w:t>Passage 2</w:t>
       </w:r>
     </w:p>
     <w:p>
@@ -233,93 +223,124 @@
           <w:szCs w:val="40"/>
         </w:rPr>
         <w:lastRenderedPageBreak/>
-        <w:t xml:space="preserve">Passage </w:t>
-      </w:r>
-      <w:r>
-        <w:rPr>
-          <w:rFonts w:ascii="Times New Roman" w:eastAsia="Times New Roman" w:hAnsi="Times New Roman" w:cs="Times New Roman"/>
+        <w:t>Passage 3</w:t>
+      </w:r>
+    </w:p>
+    <w:p>
+      <w:pPr>
+        <w:spacing w:before="100" w:beforeAutospacing="1" w:after="100" w:afterAutospacing="1"/>
+        <w:jc w:val="both"/>
+        <w:rPr>
+          <w:rFonts w:ascii="Times New Roman" w:eastAsia="Times New Roman" w:hAnsi="Times New Roman" w:cs="Times New Roman"/>
+          <w:sz w:val="40"/>
+          <w:szCs w:val="40"/>
+        </w:rPr>
+      </w:pPr>
+      <w:r>
+        <w:rPr>
+          <w:rFonts w:ascii="Times New Roman" w:eastAsia="Times New Roman" w:hAnsi="Times New Roman" w:cs="Times New Roman"/>
+          <w:sz w:val="40"/>
+          <w:szCs w:val="40"/>
+        </w:rPr>
+        <w:t>Within a sealed module chamber, the swift engineer calibrated circuits, then triggered backup thrusters during launch. A fading relay shimmered weakly, sending distorted bursts across remote systems as gravitational fields twisted abruptly, then relaxed gradually.</w:t>
+      </w:r>
+    </w:p>
+    <w:p>
+      <w:pPr>
+        <w:spacing w:before="100" w:beforeAutospacing="1" w:after="100" w:afterAutospacing="1"/>
+        <w:jc w:val="both"/>
+        <w:rPr>
+          <w:rFonts w:ascii="Times New Roman" w:eastAsia="Times New Roman" w:hAnsi="Times New Roman" w:cs="Times New Roman"/>
+          <w:sz w:val="40"/>
+          <w:szCs w:val="40"/>
+        </w:rPr>
+      </w:pPr>
+      <w:r>
+        <w:rPr>
+          <w:rFonts w:ascii="Times New Roman" w:eastAsia="Times New Roman" w:hAnsi="Times New Roman" w:cs="Times New Roman"/>
+          <w:sz w:val="40"/>
+          <w:szCs w:val="40"/>
+        </w:rPr>
+        <w:t>The fusion core vibrated steadily, but erratic pulses disrupted timing, forcing precise vector corrections under pressure. A synthetic assistant filtered streams continuously, aligning dynamic schemas with incoming data while charged particles drifted beyond the vessel.</w:t>
+      </w:r>
+    </w:p>
+    <w:p>
+      <w:pPr>
+        <w:spacing w:before="100" w:beforeAutospacing="1" w:after="100" w:afterAutospacing="1"/>
+        <w:jc w:val="both"/>
+        <w:rPr>
+          <w:rFonts w:ascii="Times New Roman" w:eastAsia="Times New Roman" w:hAnsi="Times New Roman" w:cs="Times New Roman"/>
+          <w:sz w:val="40"/>
+          <w:szCs w:val="40"/>
+        </w:rPr>
+      </w:pPr>
+      <w:r>
+        <w:rPr>
+          <w:rFonts w:ascii="Times New Roman" w:eastAsia="Times New Roman" w:hAnsi="Times New Roman" w:cs="Times New Roman"/>
+          <w:sz w:val="40"/>
+          <w:szCs w:val="40"/>
+        </w:rPr>
+        <w:t>Across deep space, scattered clusters shifted slowly, forming complex geometric patterns that flickered intermittently. The commander inhaled sharply, then spoke quietly, directing teams to scan peripheral zones and flag irregular signatures.</w:t>
+      </w:r>
+    </w:p>
+    <w:p>
+      <w:pPr>
+        <w:spacing w:before="100" w:beforeAutospacing="1" w:after="100" w:afterAutospacing="1"/>
+        <w:jc w:val="both"/>
+        <w:rPr>
+          <w:rFonts w:ascii="Times New Roman" w:eastAsia="Times New Roman" w:hAnsi="Times New Roman" w:cs="Times New Roman"/>
+          <w:sz w:val="40"/>
+          <w:szCs w:val="40"/>
+        </w:rPr>
+      </w:pPr>
+      <w:r>
+        <w:rPr>
+          <w:rFonts w:ascii="Times New Roman" w:eastAsia="Times New Roman" w:hAnsi="Times New Roman" w:cs="Times New Roman"/>
+          <w:sz w:val="40"/>
+          <w:szCs w:val="40"/>
+        </w:rPr>
+        <w:t>Near a collapsing corridor, the crew advanced cautiously, tracing a fragmented transmission that spiked suddenly, then stabilized unevenly, leaving a residual trace between structure and signal.</w:t>
+      </w:r>
+    </w:p>
+    <w:p>
+      <w:pPr>
+        <w:rPr>
+          <w:rFonts w:ascii="Times New Roman" w:hAnsi="Times New Roman" w:cs="Times New Roman"/>
+          <w:sz w:val="40"/>
+          <w:szCs w:val="40"/>
+        </w:rPr>
+      </w:pPr>
+      <w:r>
+        <w:rPr>
+          <w:rFonts w:ascii="Times New Roman" w:hAnsi="Times New Roman" w:cs="Times New Roman"/>
+          <w:sz w:val="40"/>
+          <w:szCs w:val="40"/>
+        </w:rPr>
+        <w:br w:type="page"/>
+      </w:r>
+    </w:p>
+    <w:p>
+      <w:pPr>
+        <w:spacing w:line="276" w:lineRule="auto"/>
+        <w:jc w:val="center"/>
+        <w:rPr>
+          <w:rFonts w:ascii="Times New Roman" w:hAnsi="Times New Roman" w:cs="Times New Roman"/>
           <w:b/>
           <w:bCs/>
           <w:sz w:val="40"/>
           <w:szCs w:val="40"/>
         </w:rPr>
-        <w:t>3</w:t>
-      </w:r>
-    </w:p>
-    <w:p>
-      <w:pPr>
-        <w:spacing w:before="100" w:beforeAutospacing="1" w:after="100" w:afterAutospacing="1"/>
-        <w:jc w:val="both"/>
-        <w:rPr>
-          <w:rFonts w:ascii="Times New Roman" w:eastAsia="Times New Roman" w:hAnsi="Times New Roman" w:cs="Times New Roman"/>
-          <w:sz w:val="40"/>
-          <w:szCs w:val="40"/>
-        </w:rPr>
-      </w:pPr>
-      <w:r>
-        <w:rPr>
-          <w:rFonts w:ascii="Times New Roman" w:eastAsia="Times New Roman" w:hAnsi="Times New Roman" w:cs="Times New Roman"/>
-          <w:sz w:val="40"/>
-          <w:szCs w:val="40"/>
-        </w:rPr>
-        <w:t>Within a sealed module chamber, the swift engineer calibrated circuits, then triggered backup thrusters during launch. A fading relay shimmered weakly, sending distorted bursts across remote systems as gravitational fields twisted abruptly, then relaxed gradually.</w:t>
-      </w:r>
-    </w:p>
-    <w:p>
-      <w:pPr>
-        <w:spacing w:before="100" w:beforeAutospacing="1" w:after="100" w:afterAutospacing="1"/>
-        <w:jc w:val="both"/>
-        <w:rPr>
-          <w:rFonts w:ascii="Times New Roman" w:eastAsia="Times New Roman" w:hAnsi="Times New Roman" w:cs="Times New Roman"/>
-          <w:sz w:val="40"/>
-          <w:szCs w:val="40"/>
-        </w:rPr>
-      </w:pPr>
-      <w:r>
-        <w:rPr>
-          <w:rFonts w:ascii="Times New Roman" w:eastAsia="Times New Roman" w:hAnsi="Times New Roman" w:cs="Times New Roman"/>
-          <w:sz w:val="40"/>
-          <w:szCs w:val="40"/>
-        </w:rPr>
-        <w:t>The fusion core vibrated steadily, but erratic pulses disrupted timing, forcing precise vector corrections under pressure. A synthetic assistant filtered streams continuously, aligning dynamic schemas with incoming data while charged particles drifted beyond the vessel.</w:t>
-      </w:r>
-    </w:p>
-    <w:p>
-      <w:pPr>
-        <w:spacing w:before="100" w:beforeAutospacing="1" w:after="100" w:afterAutospacing="1"/>
-        <w:jc w:val="both"/>
-        <w:rPr>
-          <w:rFonts w:ascii="Times New Roman" w:eastAsia="Times New Roman" w:hAnsi="Times New Roman" w:cs="Times New Roman"/>
-          <w:sz w:val="40"/>
-          <w:szCs w:val="40"/>
-        </w:rPr>
-      </w:pPr>
-      <w:r>
-        <w:rPr>
-          <w:rFonts w:ascii="Times New Roman" w:eastAsia="Times New Roman" w:hAnsi="Times New Roman" w:cs="Times New Roman"/>
-          <w:sz w:val="40"/>
-          <w:szCs w:val="40"/>
-        </w:rPr>
-        <w:t>Across deep space, scattered clusters shifted slowly, forming complex geometric patterns that flickered intermittently. The commander inhaled sharply, then spoke quietly, directing teams to scan peripheral zones and flag irregular signatures.</w:t>
-      </w:r>
-    </w:p>
-    <w:p>
-      <w:pPr>
-        <w:spacing w:before="100" w:beforeAutospacing="1" w:after="100" w:afterAutospacing="1"/>
-        <w:jc w:val="both"/>
-        <w:rPr>
-          <w:rFonts w:ascii="Times New Roman" w:eastAsia="Times New Roman" w:hAnsi="Times New Roman" w:cs="Times New Roman"/>
-          <w:sz w:val="40"/>
-          <w:szCs w:val="40"/>
-        </w:rPr>
-      </w:pPr>
-      <w:r>
-        <w:rPr>
-          <w:rFonts w:ascii="Times New Roman" w:eastAsia="Times New Roman" w:hAnsi="Times New Roman" w:cs="Times New Roman"/>
-          <w:sz w:val="40"/>
-          <w:szCs w:val="40"/>
-        </w:rPr>
-        <w:t>Near a collapsing corridor, the crew advanced cautiously, tracing a fragmented transmission that spiked suddenly, then stabilized unevenly, leaving a residual trace between structure and signal.</w:t>
+      </w:pPr>
+      <w:r>
+        <w:rPr>
+          <w:rFonts w:ascii="Times New Roman" w:hAnsi="Times New Roman" w:cs="Times New Roman"/>
+          <w:b/>
+          <w:bCs/>
+          <w:sz w:val="40"/>
+          <w:szCs w:val="40"/>
+        </w:rPr>
+        <w:lastRenderedPageBreak/>
+        <w:t>Passage 4</w:t>
       </w:r>
     </w:p>
     <w:p>
@@ -331,6 +352,126 @@
           <w:szCs w:val="40"/>
         </w:rPr>
       </w:pPr>
+      <w:r>
+        <w:rPr>
+          <w:rFonts w:ascii="Times New Roman" w:hAnsi="Times New Roman" w:cs="Times New Roman"/>
+          <w:sz w:val="40"/>
+          <w:szCs w:val="40"/>
+        </w:rPr>
+        <w:t xml:space="preserve">A strong breeze moved across the hillside as families gathered for the annual autumn festival. Children raced between colorful tents while grandparents watched from shaded benches nearby. Local artists displayed painted pottery, woven baskets, carved wood, and handmade jewelry along the winding paths. The smell of roasted vegetables, fresh herbs, and warm cinnamon bread drifted through the open field. Later, a small orchestra began playing familiar songs, drawing people toward the central stage. Friends laughed together, shared stories from earlier years, and welcomed new neighbors into the celebration. As darkness slowly settled over the valley, bright lanterns glowed along the paths, guiding everyone safely back toward the village before the final performance ended. </w:t>
+      </w:r>
+    </w:p>
+    <w:p>
+      <w:pPr>
+        <w:spacing w:line="276" w:lineRule="auto"/>
+        <w:rPr>
+          <w:rFonts w:ascii="Times New Roman" w:hAnsi="Times New Roman" w:cs="Times New Roman"/>
+          <w:sz w:val="40"/>
+          <w:szCs w:val="40"/>
+        </w:rPr>
+      </w:pPr>
+    </w:p>
+    <w:p>
+      <w:pPr>
+        <w:spacing w:line="276" w:lineRule="auto"/>
+        <w:rPr>
+          <w:rFonts w:ascii="Times New Roman" w:hAnsi="Times New Roman" w:cs="Times New Roman"/>
+          <w:sz w:val="40"/>
+          <w:szCs w:val="40"/>
+        </w:rPr>
+      </w:pPr>
+      <w:r>
+        <w:rPr>
+          <w:rFonts w:ascii="Times New Roman" w:hAnsi="Times New Roman" w:cs="Times New Roman"/>
+          <w:sz w:val="40"/>
+          <w:szCs w:val="40"/>
+        </w:rPr>
+        <w:t xml:space="preserve"> </w:t>
+      </w:r>
+    </w:p>
+    <w:p>
+      <w:pPr>
+        <w:spacing w:line="276" w:lineRule="auto"/>
+        <w:rPr>
+          <w:rFonts w:ascii="Times New Roman" w:hAnsi="Times New Roman" w:cs="Times New Roman"/>
+          <w:sz w:val="40"/>
+          <w:szCs w:val="40"/>
+        </w:rPr>
+      </w:pPr>
+    </w:p>
+    <w:p>
+      <w:pPr>
+        <w:spacing w:line="276" w:lineRule="auto"/>
+        <w:rPr>
+          <w:rFonts w:ascii="Times New Roman" w:hAnsi="Times New Roman" w:cs="Times New Roman"/>
+          <w:sz w:val="40"/>
+          <w:szCs w:val="40"/>
+        </w:rPr>
+      </w:pPr>
+      <w:r>
+        <w:rPr>
+          <w:rFonts w:ascii="Times New Roman" w:hAnsi="Times New Roman" w:cs="Times New Roman"/>
+          <w:sz w:val="40"/>
+          <w:szCs w:val="40"/>
+        </w:rPr>
+        <w:t xml:space="preserve"> </w:t>
+      </w:r>
+    </w:p>
+    <w:p>
+      <w:pPr>
+        <w:spacing w:line="276" w:lineRule="auto"/>
+        <w:rPr>
+          <w:rFonts w:ascii="Times New Roman" w:hAnsi="Times New Roman" w:cs="Times New Roman"/>
+          <w:sz w:val="40"/>
+          <w:szCs w:val="40"/>
+        </w:rPr>
+      </w:pPr>
+    </w:p>
+    <w:p>
+      <w:pPr>
+        <w:spacing w:line="276" w:lineRule="auto"/>
+        <w:rPr>
+          <w:rFonts w:ascii="Times New Roman" w:hAnsi="Times New Roman" w:cs="Times New Roman"/>
+          <w:sz w:val="40"/>
+          <w:szCs w:val="40"/>
+        </w:rPr>
+      </w:pPr>
+      <w:r>
+        <w:rPr>
+          <w:rFonts w:ascii="Times New Roman" w:hAnsi="Times New Roman" w:cs="Times New Roman"/>
+          <w:sz w:val="40"/>
+          <w:szCs w:val="40"/>
+        </w:rPr>
+        <w:t xml:space="preserve"> </w:t>
+      </w:r>
+    </w:p>
+    <w:p>
+      <w:pPr>
+        <w:spacing w:line="276" w:lineRule="auto"/>
+        <w:rPr>
+          <w:rFonts w:ascii="Times New Roman" w:hAnsi="Times New Roman" w:cs="Times New Roman"/>
+          <w:sz w:val="40"/>
+          <w:szCs w:val="40"/>
+        </w:rPr>
+      </w:pPr>
+    </w:p>
+    <w:p>
+      <w:pPr>
+        <w:spacing w:line="276" w:lineRule="auto"/>
+        <w:rPr>
+          <w:rFonts w:ascii="Times New Roman" w:hAnsi="Times New Roman" w:cs="Times New Roman"/>
+          <w:sz w:val="40"/>
+          <w:szCs w:val="40"/>
+        </w:rPr>
+      </w:pPr>
+      <w:r>
+        <w:rPr>
+          <w:rFonts w:ascii="Times New Roman" w:hAnsi="Times New Roman" w:cs="Times New Roman"/>
+          <w:sz w:val="40"/>
+          <w:szCs w:val="40"/>
+        </w:rPr>
+        <w:t>Before sunrise, the bright market slowly came alive. Fresh peaches, dark grapes, warm bread, and thick jam filled every table. The baker placed each loaf beside the wooden basket while the young child watched with quiet delight. Across the square, people exchanged short greetings before beginning the day's work. One woman carefully wrapped fragile glass bowls in soft paper, checking every edge before closing the box. Nearby, a musician played gentle chords that drifted through the cool morning air. By late afternoon, the crowd had grown larger, filling every narrow path between the stalls. Though the weather changed several times, few people hurried away. Most stayed, talking with friends, tasting fresh fruit, and carrying small bundles back home before night arrived.</w:t>
+      </w:r>
     </w:p>
     <w:sectPr>
       <w:pgSz w:w="12240" w:h="15840"/>
